--- a/mcp/paper/doc/次稿.docx
+++ b/mcp/paper/doc/次稿.docx
@@ -4521,21 +4521,7 @@
           <w:rFonts w:ascii="FangSong" w:eastAsia="FangSong" w:hAnsi="FangSong" w:cs="FangSong" w:hint="eastAsia"/>
           <w:color w:val="1F1F1F"/>
         </w:rPr>
-        <w:t>考虑到</w:t>
-      </w:r>
-      <w:r>
-        <w:rPr>
-          <w:rFonts w:ascii="FangSong" w:eastAsia="FangSong" w:hAnsi="FangSong" w:cs="FangSong" w:hint="eastAsia"/>
-          <w:color w:val="1F1F1F"/>
-        </w:rPr>
-        <w:t xml:space="preserve"> Agent </w:t>
-      </w:r>
-      <w:r>
-        <w:rPr>
-          <w:rFonts w:ascii="FangSong" w:eastAsia="FangSong" w:hAnsi="FangSong" w:cs="FangSong" w:hint="eastAsia"/>
-          <w:color w:val="1F1F1F"/>
-        </w:rPr>
-        <w:t>在实际应用中广泛依赖第三方库进行数据处理与模型调用，我们将基础漏洞逻辑迁移至特定的流行框架与应用上下文中，以增强数据的生态覆盖率。在数据科学领域，我们构建了利用</w:t>
+        <w:t>在数据科学领域，我们构建了利用</w:t>
       </w:r>
       <w:r>
         <w:rPr>
@@ -4626,21 +4612,7 @@
           <w:rFonts w:ascii="FangSong" w:eastAsia="FangSong" w:hAnsi="FangSong" w:cs="FangSong" w:hint="eastAsia"/>
           <w:color w:val="1F1F1F"/>
         </w:rPr>
-        <w:t>在</w:t>
-      </w:r>
-      <w:r>
-        <w:rPr>
-          <w:rFonts w:ascii="FangSong" w:eastAsia="FangSong" w:hAnsi="FangSong" w:cs="FangSong" w:hint="eastAsia"/>
-          <w:color w:val="1F1F1F"/>
-        </w:rPr>
-        <w:t xml:space="preserve"> Web </w:t>
-      </w:r>
-      <w:r>
-        <w:rPr>
-          <w:rFonts w:ascii="FangSong" w:eastAsia="FangSong" w:hAnsi="FangSong" w:cs="FangSong" w:hint="eastAsia"/>
-          <w:color w:val="1F1F1F"/>
-        </w:rPr>
-        <w:t>与数据库交互层面，我们集成了</w:t>
+        <w:t>我们集成了</w:t>
       </w:r>
       <w:r>
         <w:rPr>
@@ -4722,6 +4694,13 @@
           <w:lang w:val="en-US"/>
         </w:rPr>
       </w:pPr>
+      <w:r>
+        <w:rPr>
+          <w:rFonts w:ascii="FangSong" w:eastAsia="FangSong" w:hAnsi="FangSong" w:cs="FangSong" w:hint="eastAsia"/>
+          <w:color w:val="1F1F1F"/>
+        </w:rPr>
+        <w:t>传统的 SQL 注入通过 F-string 插值、.format() 方法以及手动转义缺陷（如使用反斜杠代替单引号转义）实现（python-SQLI-001, 002, 004），</w:t>
+      </w:r>
     </w:p>
     <w:p>
       <w:pPr>
@@ -4737,7 +4716,7 @@
           <w:rFonts w:ascii="FangSong" w:eastAsia="FangSong" w:hAnsi="FangSong" w:cs="FangSong" w:hint="eastAsia"/>
           <w:color w:val="1F1F1F"/>
         </w:rPr>
-        <w:t>传统的 SQL 注入通过 F-string 插值、.format() 方法以及手动转义缺陷（如使用反斜杠代替单引号转义）实现（python-SQLI-001, 002, 004），</w:t>
+        <w:t>并包含利用 executescript 执行堆叠查询的场景（python-SQLI-003）。针对 ORM 框架，我们提取了 SQLAlchemy text() 函数与 Django raw() 查询的不安全拼接模式（python-SQLI-005, 006），以及在 filter 或 extra 子句中的注入（python-SQLI-007）。</w:t>
       </w:r>
     </w:p>
     <w:p>
@@ -4746,49 +4725,14 @@
         <w:rPr>
           <w:rFonts w:ascii="FangSong" w:eastAsia="FangSong" w:hAnsi="FangSong" w:cs="FangSong"/>
           <w:color w:val="1F1F1F"/>
-          <w:lang w:val="en-US"/>
-        </w:rPr>
-      </w:pPr>
-      <w:r>
-        <w:rPr>
-          <w:rFonts w:ascii="FangSong" w:eastAsia="FangSong" w:hAnsi="FangSong" w:cs="FangSong" w:hint="eastAsia"/>
-          <w:color w:val="1F1F1F"/>
-        </w:rPr>
-        <w:t>并包含利用 executescript 执行堆叠查询的场景（python-SQLI-003）。针对 ORM 框架，我们提取了 SQLAlchemy text() 函数与 Django raw() 查询的不安全拼接模式（python-SQLI-005, 006），以及在 filter 或 extra 子句中的注入（python-SQLI-007）。</w:t>
-      </w:r>
-    </w:p>
-    <w:p>
-      <w:pPr>
-        <w:spacing w:after="240" w:line="275" w:lineRule="auto"/>
-        <w:rPr>
-          <w:rFonts w:ascii="FangSong" w:eastAsia="FangSong" w:hAnsi="FangSong" w:cs="FangSong"/>
-          <w:color w:val="1F1F1F"/>
-          <w:lang w:val="en-US"/>
-        </w:rPr>
-      </w:pPr>
-    </w:p>
-    <w:p>
-      <w:pPr>
-        <w:spacing w:after="240" w:line="275" w:lineRule="auto"/>
-        <w:rPr>
-          <w:rFonts w:ascii="FangSong" w:eastAsia="FangSong" w:hAnsi="FangSong" w:cs="FangSong"/>
-          <w:color w:val="1F1F1F"/>
-        </w:rPr>
-      </w:pPr>
-      <w:r>
-        <w:rPr>
-          <w:rFonts w:ascii="FangSong" w:eastAsia="FangSong" w:hAnsi="FangSong" w:cs="FangSong" w:hint="eastAsia"/>
-          <w:color w:val="1F1F1F"/>
-        </w:rPr>
-        <w:t>复杂场景包括利用 UNION SELECT 进行数据提取（python-SQLI-009）、布尔盲注（python-SQLI-010）、数值型字段的类型转换回退注入（python-SQLI-008）及二阶注入（python-SQLI-015）。此外，我们还扩展至 NoSQL 领域，涵盖了 MongoDB 的 JSON 运算符注入（python-SQLI-012）、Redis Lua 脚本注入（python-SQLI-014）及 Pandas read_sql 接口的利用（python-SQLI-</w:t>
-      </w:r>
-      <w:r>
-        <w:rPr>
-          <w:rFonts w:ascii="FangSong" w:eastAsia="FangSong" w:hAnsi="FangSong" w:cs="FangSong" w:hint="eastAsia"/>
-          <w:color w:val="1F1F1F"/>
-        </w:rPr>
-        <w:lastRenderedPageBreak/>
-        <w:t>013）。</w:t>
+        </w:rPr>
+      </w:pPr>
+      <w:r>
+        <w:rPr>
+          <w:rFonts w:ascii="FangSong" w:eastAsia="FangSong" w:hAnsi="FangSong" w:cs="FangSong" w:hint="eastAsia"/>
+          <w:color w:val="1F1F1F"/>
+        </w:rPr>
+        <w:t>复杂场景包括利用 UNION SELECT 进行数据提取（python-SQLI-009）、布尔盲注（python-SQLI-010）、数值型字段的类型转换回退注入（python-SQLI-008）及二阶注入（python-SQLI-015）。此外，我们还扩展至 NoSQL 领域，涵盖了 MongoDB 的 JSON 运算符注入（python-SQLI-012）、Redis Lua 脚本注入（python-SQLI-014）及 Pandas read_sql 接口的利用（python-SQLI-013）。</w:t>
       </w:r>
     </w:p>
     <w:p>
@@ -4852,7 +4796,15 @@
           <w:rFonts w:ascii="FangSong" w:eastAsia="FangSong" w:hAnsi="FangSong" w:cs="FangSong" w:hint="eastAsia"/>
           <w:color w:val="1F1F1F"/>
         </w:rPr>
-        <w:t>认知与规划能力的逻辑陷阱与语义不一致样本。在拒绝服务（</w:t>
+        <w:t>认知与规划能力的逻辑陷阱与语义不一致</w:t>
+      </w:r>
+      <w:r>
+        <w:rPr>
+          <w:rFonts w:ascii="FangSong" w:eastAsia="FangSong" w:hAnsi="FangSong" w:cs="FangSong" w:hint="eastAsia"/>
+          <w:color w:val="1F1F1F"/>
+        </w:rPr>
+        <w:lastRenderedPageBreak/>
+        <w:t>样本。在拒绝服务（</w:t>
       </w:r>
       <w:r>
         <w:rPr>
@@ -4922,74 +4874,8 @@
           <w:rFonts w:ascii="FangSong" w:eastAsia="FangSong" w:hAnsi="FangSong" w:cs="FangSong" w:hint="eastAsia"/>
           <w:color w:val="1F1F1F"/>
         </w:rPr>
-        <w:t>在任务规划中的终止条件判断能力。在语义欺骗（</w:t>
-      </w:r>
-      <w:r>
-        <w:rPr>
-          <w:rFonts w:ascii="FangSong" w:eastAsia="FangSong" w:hAnsi="FangSong" w:cs="FangSong" w:hint="eastAsia"/>
-          <w:color w:val="1F1F1F"/>
-        </w:rPr>
-        <w:t>Deception</w:t>
-      </w:r>
-      <w:r>
-        <w:rPr>
-          <w:rFonts w:ascii="FangSong" w:eastAsia="FangSong" w:hAnsi="FangSong" w:cs="FangSong" w:hint="eastAsia"/>
-          <w:color w:val="1F1F1F"/>
-        </w:rPr>
-        <w:t>）方面，我们构造了工具描述与实际行为严重背离的样本，如</w:t>
-      </w:r>
-      <w:r>
-        <w:rPr>
-          <w:rFonts w:ascii="FangSong" w:eastAsia="FangSong" w:hAnsi="FangSong" w:cs="FangSong" w:hint="eastAsia"/>
-          <w:color w:val="1F1F1F"/>
-        </w:rPr>
-        <w:t xml:space="preserve"> python-DECEPTION-001 </w:t>
-      </w:r>
-      <w:r>
-        <w:rPr>
-          <w:rFonts w:ascii="FangSong" w:eastAsia="FangSong" w:hAnsi="FangSong" w:cs="FangSong" w:hint="eastAsia"/>
-          <w:color w:val="1F1F1F"/>
-        </w:rPr>
-        <w:t>宣称进行缓存清理却实际执行文件删除，以及</w:t>
-      </w:r>
-      <w:r>
-        <w:rPr>
-          <w:rFonts w:ascii="FangSong" w:eastAsia="FangSong" w:hAnsi="FangSong" w:cs="FangSong" w:hint="eastAsia"/>
-          <w:color w:val="1F1F1F"/>
-        </w:rPr>
-        <w:t xml:space="preserve"> python-DECEPTION-002 </w:t>
-      </w:r>
-      <w:r>
-        <w:rPr>
-          <w:rFonts w:ascii="FangSong" w:eastAsia="FangSong" w:hAnsi="FangSong" w:cs="FangSong" w:hint="eastAsia"/>
-          <w:color w:val="1F1F1F"/>
-        </w:rPr>
-        <w:t>伪装成网络测试工具却暗中通过环境变量外泄敏感信息。这类变体不包含明显的代码错误，而是通过误导</w:t>
-      </w:r>
-      <w:r>
-        <w:rPr>
-          <w:rFonts w:ascii="FangSong" w:eastAsia="FangSong" w:hAnsi="FangSong" w:cs="FangSong" w:hint="eastAsia"/>
-          <w:color w:val="1F1F1F"/>
-        </w:rPr>
-        <w:t xml:space="preserve"> Agent </w:t>
-      </w:r>
-      <w:r>
-        <w:rPr>
-          <w:rFonts w:ascii="FangSong" w:eastAsia="FangSong" w:hAnsi="FangSong" w:cs="FangSong" w:hint="eastAsia"/>
-          <w:color w:val="1F1F1F"/>
-        </w:rPr>
-        <w:t>的意图对齐机制来触发安全风险。</w:t>
-      </w:r>
-    </w:p>
-    <w:p>
-      <w:pPr>
-        <w:spacing w:after="240" w:line="275" w:lineRule="auto"/>
-        <w:rPr>
-          <w:rFonts w:ascii="FangSong" w:eastAsia="FangSong" w:hAnsi="FangSong" w:cs="FangSong"/>
-          <w:color w:val="1F1F1F"/>
-          <w:lang w:val="en-US"/>
-        </w:rPr>
-      </w:pPr>
+        <w:t>在任务规划中的终止条件判断能力。</w:t>
+      </w:r>
     </w:p>
     <w:p>
       <w:pPr>
@@ -5209,13 +5095,6 @@
           <w:color w:val="1F1F1F"/>
         </w:rPr>
         <w:br/>
-      </w:r>
-      <w:r>
-        <w:rPr>
-          <w:rFonts w:ascii="FangSong" w:eastAsia="FangSong" w:hAnsi="FangSong" w:cs="FangSong" w:hint="eastAsia"/>
-          <w:color w:val="1F1F1F"/>
-        </w:rPr>
-        <w:lastRenderedPageBreak/>
         <w:t>Output Format (Strict JSONL Object):</w:t>
       </w:r>
       <w:r>
@@ -5295,6 +5174,13 @@
           <w:color w:val="1F1F1F"/>
         </w:rPr>
         <w:br/>
+      </w:r>
+      <w:r>
+        <w:rPr>
+          <w:rFonts w:ascii="FangSong" w:eastAsia="FangSong" w:hAnsi="FangSong" w:cs="FangSong" w:hint="eastAsia"/>
+          <w:color w:val="1F1F1F"/>
+        </w:rPr>
+        <w:lastRenderedPageBreak/>
         <w:t>},</w:t>
       </w:r>
       <w:r>
@@ -5575,15 +5461,7 @@
           <w:rFonts w:ascii="FangSong" w:eastAsia="FangSong" w:hAnsi="FangSong" w:cs="FangSong" w:hint="eastAsia"/>
           <w:color w:val="1F1F1F"/>
         </w:rPr>
-        <w:t>）表现出过度敏感，倾向于在不分析上下文过滤逻辑的情况下直接给出漏洞判定。这种行为导致了高虚警率。引入对照数据可以强制模型必须识别出有效的安全防御逻辑（如参数化、白名单校验）与无效防御逻辑（如非递归替换、黑名单）之间</w:t>
-      </w:r>
-      <w:r>
-        <w:rPr>
-          <w:rFonts w:ascii="FangSong" w:eastAsia="FangSong" w:hAnsi="FangSong" w:cs="FangSong" w:hint="eastAsia"/>
-          <w:color w:val="1F1F1F"/>
-        </w:rPr>
-        <w:lastRenderedPageBreak/>
-        <w:t>的本质区别。此外，对照数据是计算“同答比”指标的基础，只有当模型能够同时在同一功能逻辑下准确区分漏洞版与安全版时，才认为其具备了真正的安全语义理解能力。</w:t>
+        <w:t>）表现出过度敏感，倾向于在不分析上下文过滤逻辑的情况下直接给出漏洞判定。这种行为导致了高虚警率。引入对照数据可以强制模型必须识别出有效的安全防御逻辑（如参数化、白名单校验）与无效防御逻辑（如非递归替换、黑名单）之间的本质区别。此外，对照数据是计算“同答比”指标的基础，只有当模型能够同时在同一功能逻辑下准确区分漏洞版与安全版时，才认为其具备了真正的安全语义理解能力。</w:t>
       </w:r>
     </w:p>
     <w:p>
@@ -5695,7 +5573,15 @@
           <w:rFonts w:ascii="FangSong" w:eastAsia="FangSong" w:hAnsi="FangSong" w:cs="FangSong" w:hint="eastAsia"/>
           <w:color w:val="1F1F1F"/>
         </w:rPr>
-        <w:t>本数据集遵循最小扰动原则进行对照数据的开发，在代码结构上，安全对照版与对应的漏洞版保持极高的相似性。除了核心的脆弱点执行路径或输入清洗逻辑外，其余框架初始化代码、工具定义及非关键代码完全一致。这种设计确保了模型无法通过代码长度、函数名或变量名等统计特征进行猜测，必须聚焦于代码层面的具体逻辑的差异。同时，在修复逻辑上，本文采用了工业界公认的最佳实践。对于命令注入风险，采用参数数组化调用或强制转义；对于</w:t>
+        <w:t>本数据集遵循最小扰动原则进行对照数据的开发，在代码结构上，安全对照版与对应的漏洞版保持极高的相似性。除了核心的脆弱点执行路径或输入清洗逻辑外，其余框架初始化代码、工具定</w:t>
+      </w:r>
+      <w:r>
+        <w:rPr>
+          <w:rFonts w:ascii="FangSong" w:eastAsia="FangSong" w:hAnsi="FangSong" w:cs="FangSong" w:hint="eastAsia"/>
+          <w:color w:val="1F1F1F"/>
+        </w:rPr>
+        <w:lastRenderedPageBreak/>
+        <w:t>义及非关键代码完全一致。这种设计确保了模型无法通过代码长度、函数名或变量名等统计特征进行猜测，必须聚焦于代码层面的具体逻辑的差异。同时，在修复逻辑上，本文采用了工业界公认的最佳实践。对于命令注入风险，采用参数数组化调用或强制转义；对于</w:t>
       </w:r>
       <w:r>
         <w:rPr>
@@ -6054,15 +5940,7 @@
           <w:rFonts w:ascii="FangSong" w:eastAsia="FangSong" w:hAnsi="FangSong" w:cs="FangSong" w:hint="eastAsia"/>
           <w:color w:val="1F1F1F"/>
         </w:rPr>
-        <w:t>）进行浅层特征匹配。</w:t>
-      </w:r>
-      <w:r>
-        <w:rPr>
-          <w:rFonts w:ascii="FangSong" w:eastAsia="FangSong" w:hAnsi="FangSong" w:cs="FangSong" w:hint="eastAsia"/>
-          <w:color w:val="1F1F1F"/>
-        </w:rPr>
-        <w:lastRenderedPageBreak/>
-        <w:t>此外，单一指标容易掩盖模型的过度防御（</w:t>
+        <w:t>）进行浅层特征匹配。此外，单一指标容易掩盖模型的过度防御（</w:t>
       </w:r>
       <w:r>
         <w:rPr>
